--- a/docs/AR_Dokumentacja_Techniczna.docx
+++ b/docs/AR_Dokumentacja_Techniczna.docx
@@ -28,7 +28,7 @@
           <w:color w:val="606060"/>
           <w:sz w:val="32"/>
         </w:rPr>
-        <w:t>Admin Redminer</w:t>
+        <w:t>AdminReminder</w:t>
       </w:r>
     </w:p>
     <w:p/>
